--- a/Thesis_DCT/Portada_Contraportada/Paula_autorizacion-coautores-no-doctores.docx
+++ b/Thesis_DCT/Portada_Contraportada/Paula_autorizacion-coautores-no-doctores.docx
@@ -337,71 +337,92 @@
     </w:p>
     <w:p>
       <w:pPr>
-        <w:pStyle w:val="Prrafodelista"/>
-        <w:numPr>
-          <w:ilvl w:val="0"/>
-          <w:numId w:val="1"/>
-        </w:numPr>
+        <w:ind w:left="708"/>
+        <w:jc w:val="both"/>
         <w:rPr>
           <w:rFonts w:ascii="Aptos" w:hAnsi="Aptos"/>
           <w:i/>
           <w:iCs/>
-          <w:sz w:val="24"/>
-          <w:szCs w:val="24"/>
-          <w:lang w:val="en-US"/>
-        </w:rPr>
-      </w:pPr>
-      <w:sdt>
-        <w:sdtPr>
-          <w:rPr>
-            <w:rStyle w:val="Estilo6"/>
-          </w:rPr>
-          <w:id w:val="-1328583775"/>
-          <w:placeholder>
-            <w:docPart w:val="93A2F5EA921B4B8DAB9D9E0C2234E71E"/>
-          </w:placeholder>
-        </w:sdtPr>
-        <w:sdtEndPr>
-          <w:rPr>
-            <w:rStyle w:val="Fuentedeprrafopredeter"/>
-            <w:rFonts w:asciiTheme="minorHAnsi" w:hAnsiTheme="minorHAnsi"/>
-            <w:sz w:val="22"/>
-            <w:szCs w:val="24"/>
-          </w:rPr>
-        </w:sdtEndPr>
-        <w:sdtContent>
-          <w:r>
-            <w:rPr>
-              <w:rStyle w:val="Estilo6"/>
-              <w:lang w:val="en-US"/>
-            </w:rPr>
-            <w:t>Unraveling lipid and inflammation interplay in cancer, aging</w:t>
-          </w:r>
-          <w:r>
-            <w:rPr>
-              <w:rStyle w:val="Estilo6"/>
-              <w:lang w:val="en-US"/>
-            </w:rPr>
-            <w:t xml:space="preserve"> and infection for novel </w:t>
-          </w:r>
-          <w:proofErr w:type="spellStart"/>
-          <w:r>
-            <w:rPr>
-              <w:rStyle w:val="Estilo6"/>
-              <w:lang w:val="en-US"/>
-            </w:rPr>
-            <w:t>theranostic</w:t>
-          </w:r>
-          <w:proofErr w:type="spellEnd"/>
-          <w:r>
-            <w:rPr>
-              <w:rStyle w:val="Estilo6"/>
-              <w:lang w:val="en-US"/>
-            </w:rPr>
-            <w:t xml:space="preserve"> approaches</w:t>
-          </w:r>
-        </w:sdtContent>
-      </w:sdt>
+          <w:sz w:val="28"/>
+          <w:szCs w:val="28"/>
+          <w:lang w:val="en-US"/>
+        </w:rPr>
+      </w:pPr>
+      <w:r>
+        <w:rPr>
+          <w:rFonts w:ascii="Aptos" w:hAnsi="Aptos"/>
+          <w:sz w:val="24"/>
+          <w:szCs w:val="28"/>
+        </w:rPr>
+        <w:t xml:space="preserve">Conde-Torres, D., et al. </w:t>
+      </w:r>
+      <w:r>
+        <w:rPr>
+          <w:rFonts w:ascii="Aptos" w:hAnsi="Aptos"/>
+          <w:sz w:val="24"/>
+          <w:szCs w:val="28"/>
+          <w:lang w:val="en-US"/>
+        </w:rPr>
+        <w:t xml:space="preserve">Unraveling lipid and inflammation interplay in cancer, aging and infection for novel </w:t>
+      </w:r>
+      <w:proofErr w:type="spellStart"/>
+      <w:r>
+        <w:rPr>
+          <w:rFonts w:ascii="Aptos" w:hAnsi="Aptos"/>
+          <w:sz w:val="24"/>
+          <w:szCs w:val="28"/>
+          <w:lang w:val="en-US"/>
+        </w:rPr>
+        <w:t>theranostic</w:t>
+      </w:r>
+      <w:proofErr w:type="spellEnd"/>
+      <w:r>
+        <w:rPr>
+          <w:rFonts w:ascii="Aptos" w:hAnsi="Aptos"/>
+          <w:sz w:val="24"/>
+          <w:szCs w:val="28"/>
+          <w:lang w:val="en-US"/>
+        </w:rPr>
+        <w:t xml:space="preserve"> approaches. Frontiers in Immunology 15,</w:t>
+      </w:r>
+      <w:r>
+        <w:rPr>
+          <w:rFonts w:ascii="Aptos" w:hAnsi="Aptos"/>
+          <w:sz w:val="24"/>
+          <w:szCs w:val="28"/>
+          <w:lang w:val="en-US"/>
+        </w:rPr>
+        <w:t xml:space="preserve"> </w:t>
+      </w:r>
+      <w:r>
+        <w:rPr>
+          <w:rFonts w:ascii="Aptos" w:hAnsi="Aptos"/>
+          <w:sz w:val="24"/>
+          <w:szCs w:val="28"/>
+          <w:lang w:val="en-US"/>
+        </w:rPr>
+        <w:t xml:space="preserve">1320779 (2024). </w:t>
+      </w:r>
+      <w:proofErr w:type="spellStart"/>
+      <w:r>
+        <w:rPr>
+          <w:rFonts w:ascii="Aptos" w:hAnsi="Aptos"/>
+          <w:sz w:val="24"/>
+          <w:szCs w:val="28"/>
+          <w:lang w:val="en-US"/>
+        </w:rPr>
+        <w:t>doi</w:t>
+      </w:r>
+      <w:proofErr w:type="spellEnd"/>
+      <w:r>
+        <w:rPr>
+          <w:rFonts w:ascii="Aptos" w:hAnsi="Aptos"/>
+          <w:sz w:val="24"/>
+          <w:szCs w:val="28"/>
+          <w:lang w:val="en-US"/>
+        </w:rPr>
+        <w:t>: 10.3389/fimmu.2024.1320779.</w:t>
+      </w:r>
     </w:p>
     <w:p>
       <w:pPr>
@@ -411,6 +432,7 @@
           <w:iCs/>
           <w:sz w:val="24"/>
           <w:szCs w:val="24"/>
+          <w:lang w:val="en-US"/>
         </w:rPr>
       </w:pPr>
     </w:p>
@@ -797,7 +819,16 @@
               <w:highlight w:val="lightGray"/>
               <w:lang w:val="en-US"/>
             </w:rPr>
-            <w:t xml:space="preserve"> R</w:t>
+            <w:t xml:space="preserve"> </w:t>
+          </w:r>
+          <w:proofErr w:type="spellStart"/>
+          <w:r>
+            <w:rPr>
+              <w:rStyle w:val="Estilo6"/>
+              <w:highlight w:val="lightGray"/>
+              <w:lang w:val="en-US"/>
+            </w:rPr>
+            <w:t>R</w:t>
           </w:r>
           <w:r>
             <w:rPr>
@@ -807,6 +838,7 @@
             </w:rPr>
             <w:t>iveiro</w:t>
           </w:r>
+          <w:proofErr w:type="spellEnd"/>
         </w:sdtContent>
       </w:sdt>
       <w:r>
@@ -1186,8 +1218,126 @@
       </w:rPr>
     </w:lvl>
   </w:abstractNum>
+  <w:abstractNum w:abstractNumId="1" w15:restartNumberingAfterBreak="0">
+    <w:nsid w:val="6E0F7B82"/>
+    <w:multiLevelType w:val="hybridMultilevel"/>
+    <w:tmpl w:val="FB349D1E"/>
+    <w:lvl w:ilvl="0" w:tplc="930216EE">
+      <w:start w:val="2"/>
+      <w:numFmt w:val="bullet"/>
+      <w:lvlText w:val="-"/>
+      <w:lvlJc w:val="left"/>
+      <w:pPr>
+        <w:ind w:left="1080" w:hanging="360"/>
+      </w:pPr>
+      <w:rPr>
+        <w:rFonts w:ascii="Aptos" w:eastAsiaTheme="minorHAnsi" w:hAnsi="Aptos" w:cstheme="minorBidi" w:hint="default"/>
+        <w:i w:val="0"/>
+        <w:sz w:val="24"/>
+      </w:rPr>
+    </w:lvl>
+    <w:lvl w:ilvl="1" w:tplc="040A0003" w:tentative="1">
+      <w:start w:val="1"/>
+      <w:numFmt w:val="bullet"/>
+      <w:lvlText w:val="o"/>
+      <w:lvlJc w:val="left"/>
+      <w:pPr>
+        <w:ind w:left="1800" w:hanging="360"/>
+      </w:pPr>
+      <w:rPr>
+        <w:rFonts w:ascii="Courier New" w:hAnsi="Courier New" w:cs="Courier New" w:hint="default"/>
+      </w:rPr>
+    </w:lvl>
+    <w:lvl w:ilvl="2" w:tplc="040A0005" w:tentative="1">
+      <w:start w:val="1"/>
+      <w:numFmt w:val="bullet"/>
+      <w:lvlText w:val=""/>
+      <w:lvlJc w:val="left"/>
+      <w:pPr>
+        <w:ind w:left="2520" w:hanging="360"/>
+      </w:pPr>
+      <w:rPr>
+        <w:rFonts w:ascii="Wingdings" w:hAnsi="Wingdings" w:hint="default"/>
+      </w:rPr>
+    </w:lvl>
+    <w:lvl w:ilvl="3" w:tplc="040A0001" w:tentative="1">
+      <w:start w:val="1"/>
+      <w:numFmt w:val="bullet"/>
+      <w:lvlText w:val=""/>
+      <w:lvlJc w:val="left"/>
+      <w:pPr>
+        <w:ind w:left="3240" w:hanging="360"/>
+      </w:pPr>
+      <w:rPr>
+        <w:rFonts w:ascii="Symbol" w:hAnsi="Symbol" w:hint="default"/>
+      </w:rPr>
+    </w:lvl>
+    <w:lvl w:ilvl="4" w:tplc="040A0003" w:tentative="1">
+      <w:start w:val="1"/>
+      <w:numFmt w:val="bullet"/>
+      <w:lvlText w:val="o"/>
+      <w:lvlJc w:val="left"/>
+      <w:pPr>
+        <w:ind w:left="3960" w:hanging="360"/>
+      </w:pPr>
+      <w:rPr>
+        <w:rFonts w:ascii="Courier New" w:hAnsi="Courier New" w:cs="Courier New" w:hint="default"/>
+      </w:rPr>
+    </w:lvl>
+    <w:lvl w:ilvl="5" w:tplc="040A0005" w:tentative="1">
+      <w:start w:val="1"/>
+      <w:numFmt w:val="bullet"/>
+      <w:lvlText w:val=""/>
+      <w:lvlJc w:val="left"/>
+      <w:pPr>
+        <w:ind w:left="4680" w:hanging="360"/>
+      </w:pPr>
+      <w:rPr>
+        <w:rFonts w:ascii="Wingdings" w:hAnsi="Wingdings" w:hint="default"/>
+      </w:rPr>
+    </w:lvl>
+    <w:lvl w:ilvl="6" w:tplc="040A0001" w:tentative="1">
+      <w:start w:val="1"/>
+      <w:numFmt w:val="bullet"/>
+      <w:lvlText w:val=""/>
+      <w:lvlJc w:val="left"/>
+      <w:pPr>
+        <w:ind w:left="5400" w:hanging="360"/>
+      </w:pPr>
+      <w:rPr>
+        <w:rFonts w:ascii="Symbol" w:hAnsi="Symbol" w:hint="default"/>
+      </w:rPr>
+    </w:lvl>
+    <w:lvl w:ilvl="7" w:tplc="040A0003" w:tentative="1">
+      <w:start w:val="1"/>
+      <w:numFmt w:val="bullet"/>
+      <w:lvlText w:val="o"/>
+      <w:lvlJc w:val="left"/>
+      <w:pPr>
+        <w:ind w:left="6120" w:hanging="360"/>
+      </w:pPr>
+      <w:rPr>
+        <w:rFonts w:ascii="Courier New" w:hAnsi="Courier New" w:cs="Courier New" w:hint="default"/>
+      </w:rPr>
+    </w:lvl>
+    <w:lvl w:ilvl="8" w:tplc="040A0005" w:tentative="1">
+      <w:start w:val="1"/>
+      <w:numFmt w:val="bullet"/>
+      <w:lvlText w:val=""/>
+      <w:lvlJc w:val="left"/>
+      <w:pPr>
+        <w:ind w:left="6840" w:hanging="360"/>
+      </w:pPr>
+      <w:rPr>
+        <w:rFonts w:ascii="Wingdings" w:hAnsi="Wingdings" w:hint="default"/>
+      </w:rPr>
+    </w:lvl>
+  </w:abstractNum>
   <w:num w:numId="1" w16cid:durableId="1739399331">
     <w:abstractNumId w:val="0"/>
+  </w:num>
+  <w:num w:numId="2" w16cid:durableId="253906246">
+    <w:abstractNumId w:val="1"/>
   </w:num>
 </w:numbering>
 </file>
@@ -2471,49 +2621,6 @@
         </w:p>
       </w:docPartBody>
     </w:docPart>
-    <w:docPart>
-      <w:docPartPr>
-        <w:name w:val="93A2F5EA921B4B8DAB9D9E0C2234E71E"/>
-        <w:category>
-          <w:name w:val="Xeral"/>
-          <w:gallery w:val="placeholder"/>
-        </w:category>
-        <w:types>
-          <w:type w:val="bbPlcHdr"/>
-        </w:types>
-        <w:behaviors>
-          <w:behavior w:val="content"/>
-        </w:behaviors>
-        <w:guid w:val="{30914C41-5311-4DB4-9379-C4AD968E2ADD}"/>
-      </w:docPartPr>
-      <w:docPartBody>
-        <w:p>
-          <w:pPr>
-            <w:pStyle w:val="93A2F5EA921B4B8DAB9D9E0C2234E71E"/>
-          </w:pPr>
-          <w:r>
-            <w:rPr>
-              <w:rStyle w:val="Textodelmarcadordeposicin"/>
-              <w:rFonts w:ascii="Aptos" w:hAnsi="Aptos"/>
-              <w:sz w:val="24"/>
-              <w:szCs w:val="24"/>
-              <w:highlight w:val="lightGray"/>
-            </w:rPr>
-            <w:t>T</w:t>
-          </w:r>
-          <w:r>
-            <w:rPr>
-              <w:rStyle w:val="Textodelmarcadordeposicin"/>
-              <w:rFonts w:ascii="Aptos" w:hAnsi="Aptos"/>
-              <w:sz w:val="24"/>
-              <w:szCs w:val="24"/>
-              <w:highlight w:val="lightGray"/>
-            </w:rPr>
-            <w:t>itle of article 1</w:t>
-          </w:r>
-        </w:p>
-      </w:docPartBody>
-    </w:docPart>
   </w:docParts>
 </w:glossaryDocument>
 </file>
@@ -2543,17 +2650,24 @@
   </w:font>
   <w:font w:name="Wingdings">
     <w:panose1 w:val="05000000000000000000"/>
-    <w:charset w:val="02"/>
-    <w:family w:val="auto"/>
+    <w:charset w:val="4D"/>
+    <w:family w:val="decorative"/>
     <w:pitch w:val="variable"/>
-    <w:sig w:usb0="00000000" w:usb1="10000000" w:usb2="00000000" w:usb3="00000000" w:csb0="80000000" w:csb1="00000000"/>
+    <w:sig w:usb0="00000003" w:usb1="00000000" w:usb2="00000000" w:usb3="00000000" w:csb0="80000001" w:csb1="00000000"/>
   </w:font>
   <w:font w:name="Symbol">
     <w:panose1 w:val="05050102010706020507"/>
     <w:charset w:val="02"/>
-    <w:family w:val="roman"/>
+    <w:family w:val="decorative"/>
     <w:pitch w:val="variable"/>
     <w:sig w:usb0="00000000" w:usb1="10000000" w:usb2="00000000" w:usb3="00000000" w:csb0="80000000" w:csb1="00000000"/>
+  </w:font>
+  <w:font w:name="Aptos">
+    <w:panose1 w:val="020B0004020202020204"/>
+    <w:charset w:val="00"/>
+    <w:family w:val="swiss"/>
+    <w:pitch w:val="variable"/>
+    <w:sig w:usb0="20000287" w:usb1="00000003" w:usb2="00000000" w:usb3="00000000" w:csb0="0000019F" w:csb1="00000000"/>
   </w:font>
   <w:font w:name="Calibri Light">
     <w:panose1 w:val="020F0302020204030204"/>
@@ -2561,13 +2675,6 @@
     <w:family w:val="swiss"/>
     <w:pitch w:val="variable"/>
     <w:sig w:usb0="E4002EFF" w:usb1="C000247B" w:usb2="00000009" w:usb3="00000000" w:csb0="000001FF" w:csb1="00000000"/>
-  </w:font>
-  <w:font w:name="Aptos">
-    <w:panose1 w:val="020B0004020202020204"/>
-    <w:charset w:val="00"/>
-    <w:family w:val="swiss"/>
-    <w:pitch w:val="variable"/>
-    <w:sig w:usb0="20000287" w:usb1="00000003" w:usb2="00000000" w:usb3="00000000" w:csb0="0000019F" w:csb1="00000000"/>
   </w:font>
   <w:font w:name="Aptos Display">
     <w:panose1 w:val="020B0004020202020204"/>
@@ -2598,10 +2705,12 @@
     <w:rsidRoot w:val="00007D45"/>
     <w:rsid w:val="00007D45"/>
     <w:rsid w:val="001F13D6"/>
+    <w:rsid w:val="00346B04"/>
     <w:rsid w:val="003479A1"/>
     <w:rsid w:val="00353CA1"/>
     <w:rsid w:val="00771073"/>
     <w:rsid w:val="007F2636"/>
+    <w:rsid w:val="008418BB"/>
     <w:rsid w:val="008A7B2D"/>
     <w:rsid w:val="008F6F2F"/>
     <w:rsid w:val="00915F3A"/>
@@ -3131,23 +3240,6 @@
       <w14:ligatures w14:val="none"/>
     </w:rPr>
   </w:style>
-  <w:style w:type="paragraph" w:customStyle="1" w:styleId="7C09FCD8DD1F496092889F7A8735DB60">
-    <w:name w:val="7C09FCD8DD1F496092889F7A8735DB60"/>
-    <w:rsid w:val="008A7B2D"/>
-    <w:pPr>
-      <w:spacing w:line="259" w:lineRule="auto"/>
-      <w:ind w:left="720"/>
-      <w:contextualSpacing/>
-    </w:pPr>
-    <w:rPr>
-      <w:rFonts w:eastAsiaTheme="minorHAnsi"/>
-      <w:kern w:val="0"/>
-      <w:sz w:val="22"/>
-      <w:szCs w:val="22"/>
-      <w:lang w:eastAsia="en-US"/>
-      <w14:ligatures w14:val="none"/>
-    </w:rPr>
-  </w:style>
   <w:style w:type="paragraph" w:customStyle="1" w:styleId="05AF9A8CD4724C169767C0CCC96956A2">
     <w:name w:val="05AF9A8CD4724C169767C0CCC96956A2"/>
     <w:rsid w:val="008A7B2D"/>
